--- a/Odigies_v4.docx
+++ b/Odigies_v4.docx
@@ -1246,6 +1246,32 @@
         <w:pStyle w:val="Heading1"/>
       </w:pPr>
       <w:r>
+        <w:t>6Β. Υποχρεωτικός διπλός έλεγχος κυβερνητών και συνόδων με τις γωνίες</w:t>
+      </w:r>
+    </w:p>
+    <w:p>
+      <w:pPr/>
+      <w:r>
+        <w:t>Η μηχανική αντιπαραβολή του κανόνα 6Α γίνεται δύο φορές για κάθε πλανήτη: (α) στον Οίκο όπου βρίσκεται τεχνικά, και (β) σε κάθε Οίκο του οποίου είναι κύριος ή παραδοσιακός κυβερνήτης. Μια όψη του πλανήτη πρέπει να αναφέρεται ρητά στο κείμενο και των δύο Οίκων — του Οίκου-κατοικίας και του Οίκου που κυβερνά — όχι μόνο στον έναν από τους δύο.</w:t>
+      </w:r>
+    </w:p>
+    <w:p>
+      <w:pPr/>
+      <w:r>
+        <w:t>Επιπλέον, η υποχρεωτική αναζήτηση όψεων δεν περιορίζεται σε τετράγωνα και αντιθέσεις μεταξύ πλανητών. Για κάθε πλανήτη ή σημείο, έλεγξε ρητά και τη σύνοδό του με τον Ωροσκόπο και με το Μεσουράνημα, μέσα σε εύλογο όριο (έως περίπου 8°–10°), ακόμη κι αν αυτή η σύνοδος δεν εμφανίζεται αυτόματα στον πίνακα ή στο παράρτημα της πηγής. Οι σύνοδοι με τις γωνίες είναι από τις πιο σημαντικές όψεις όλου του χάρτη και η καταγραφή τους δεν πρέπει να εξαρτάται από το αν τυχαίνει να περιλαμβάνονται στην αρχική λίστα.</w:t>
+      </w:r>
+    </w:p>
+    <w:p>
+      <w:pPr/>
+      <w:r>
+        <w:t>Αν κατά την προκαταρκτική επιβεβαίωση (κανόνας 1) εντοπίσεις όψη —ιδίως σύνοδο με γωνία— που δεν περιλαμβάνεται στο παράρτημα της πηγής αλλά προκύπτει μαθηματικά από τις απόλυτες μοίρες, συμπεριέλαβέ την κανονικά στο κείμενο και στο παράρτημα, και σημείωσε στο τέλος του εγγράφου ότι εντοπίστηκε και προστέθηκε ασυμφωνία σε σχέση με την αρχική πηγή, αντί να τη σιωπάς ή να την αγνοείς.</w:t>
+      </w:r>
+    </w:p>
+    <w:p>
+      <w:pPr>
+        <w:pStyle w:val="Heading1"/>
+      </w:pPr>
+      <w:r>
         <w:t>7. Έλεγχος ορθής κατηγοριοποίησης</w:t>
       </w:r>
     </w:p>
@@ -1320,6 +1346,12 @@
     <w:p>
       <w:r>
         <w:t>Κάθε προσωπικός ισχυρισμός πρέπει είτε να βασίζεται σε πληροφορία που έδωσε το ίδιο το άτομο είτε να διατυπώνεται καθαρά ως πιθανότητα. Μην επινοείς εμπειρίες και μην παρουσιάζεις ως γνωστό χαρακτηριστικό κάτι που προκύπτει μόνο από τον χάρτη.</w:t>
+      </w:r>
+    </w:p>
+    <w:p>
+      <w:pPr/>
+      <w:r>
+        <w:t>Πριν ξεκινήσεις τη συγγραφή, έλεγξε ότι η ενότητα «ΠΡΟΣΩΠΙΚΟ ΠΛΑΙΣΙΟ» της πηγής περιλαμβάνει όλα τα πεδία που έχουν συμπληρωθεί (επάγγελμα/σπουδές, σχέσεις/οικογενειακή κατάσταση, έργα/ενδιαφέροντα, εργασιακές συνήθειες). Αν η ενότητα περιέχει μόνο μέρος αυτών των στοιχείων (π.χ. μόνο το όνομα) ενώ αναμένεται να έχουν δοθεί περισσότερα, μην προχωρήσεις σιωπηρά με ελλιπές προσωπικό πλαίσιο· επισήμανε ρητά την έλλειψη και ζήτησε επιβεβαίωση πριν τη συγγραφή.</w:t>
       </w:r>
     </w:p>
     <w:p>
@@ -1807,6 +1839,30 @@
       </w:pPr>
       <w:r>
         <w:t>ορθή αντιστοίχιση της μοίρας με τη συμβολική ζωδιακή χροιά και σαφής παρουσίασή της μόνο ως συμπληρωματικής ένδειξης.</w:t>
+      </w:r>
+    </w:p>
+    <w:p>
+      <w:pPr>
+        <w:pStyle w:val="ListBullet"/>
+      </w:pPr>
+      <w:r>
+        <w:t>διπλό έλεγχο κάθε πλανήτη τόσο στον Οίκο-κατοικίας του όσο και σε κάθε Οίκο που κυβερνά (κανόνας 6Β),</w:t>
+      </w:r>
+    </w:p>
+    <w:p>
+      <w:pPr>
+        <w:pStyle w:val="ListBullet"/>
+      </w:pPr>
+      <w:r>
+        <w:t>ρητό έλεγχο συνόδων κάθε πλανήτη ή σημείου με τον Ωροσκόπο και το Μεσουράνημα, ακόμη κι όταν δεν προϋπάρχουν στο παράρτημα της πηγής (κανόνας 6Β),</w:t>
+      </w:r>
+    </w:p>
+    <w:p>
+      <w:pPr>
+        <w:pStyle w:val="ListBullet"/>
+      </w:pPr>
+      <w:r>
+        <w:t>πληρότητα της ενότητας «ΠΡΟΣΩΠΙΚΟ ΠΛΑΙΣΙΟ» σε σχέση με τα στοιχεία που δόθηκαν (κανόνας 8).</w:t>
       </w:r>
     </w:p>
     <w:p>
